--- a/작업일지/16주차.docx
+++ b/작업일지/16주차.docx
@@ -207,7 +207,6 @@
                 <w:bCs/>
               </w:rPr>
             </w:pPr>
-            <w:proofErr w:type="spellStart"/>
             <w:r>
               <w:rPr>
                 <w:rFonts w:hint="eastAsia"/>
@@ -216,7 +215,6 @@
               </w:rPr>
               <w:t>팀명</w:t>
             </w:r>
-            <w:proofErr w:type="spellEnd"/>
           </w:p>
         </w:tc>
         <w:tc>
@@ -286,21 +284,7 @@
               <w:rPr>
                 <w:rFonts w:hint="eastAsia"/>
               </w:rPr>
-              <w:t xml:space="preserve"> </w:t>
-            </w:r>
-            <w:proofErr w:type="spellStart"/>
-            <w:r>
-              <w:rPr>
-                <w:rFonts w:hint="eastAsia"/>
-              </w:rPr>
-              <w:t>윤이하나</w:t>
-            </w:r>
-            <w:proofErr w:type="spellEnd"/>
-            <w:r>
-              <w:rPr>
-                <w:rFonts w:hint="eastAsia"/>
-              </w:rPr>
-              <w:t xml:space="preserve">(기획, </w:t>
+              <w:t xml:space="preserve"> 윤이하나(기획, </w:t>
             </w:r>
             <w:r>
               <w:rPr>
@@ -337,21 +321,7 @@
               <w:rPr>
                 <w:rFonts w:hint="eastAsia"/>
               </w:rPr>
-              <w:t xml:space="preserve">2022182035 </w:t>
-            </w:r>
-            <w:proofErr w:type="spellStart"/>
-            <w:r>
-              <w:rPr>
-                <w:rFonts w:hint="eastAsia"/>
-              </w:rPr>
-              <w:t>임채은</w:t>
-            </w:r>
-            <w:proofErr w:type="spellEnd"/>
-            <w:r>
-              <w:rPr>
-                <w:rFonts w:hint="eastAsia"/>
-              </w:rPr>
-              <w:t>(클라/서버)</w:t>
+              <w:t>2022182035 임채은(클라/서버)</w:t>
             </w:r>
           </w:p>
         </w:tc>
@@ -458,7 +428,6 @@
                 <w:bCs/>
               </w:rPr>
             </w:pPr>
-            <w:proofErr w:type="spellStart"/>
             <w:r>
               <w:rPr>
                 <w:rFonts w:hint="eastAsia"/>
@@ -466,36 +435,6 @@
                 <w:bCs/>
               </w:rPr>
               <w:t>윤이하나</w:t>
-            </w:r>
-            <w:proofErr w:type="spellEnd"/>
-          </w:p>
-        </w:tc>
-        <w:tc>
-          <w:tcPr>
-            <w:tcW w:w="9214" w:type="dxa"/>
-          </w:tcPr>
-          <w:p/>
-        </w:tc>
-      </w:tr>
-      <w:tr>
-        <w:tc>
-          <w:tcPr>
-            <w:tcW w:w="1271" w:type="dxa"/>
-          </w:tcPr>
-          <w:p>
-            <w:pPr>
-              <w:rPr>
-                <w:b/>
-                <w:bCs/>
-              </w:rPr>
-            </w:pPr>
-            <w:r>
-              <w:rPr>
-                <w:rFonts w:hint="eastAsia"/>
-                <w:b/>
-                <w:bCs/>
-              </w:rPr>
-              <w:t>임수영</w:t>
             </w:r>
           </w:p>
         </w:tc>
@@ -504,11 +443,16 @@
             <w:tcW w:w="9214" w:type="dxa"/>
           </w:tcPr>
           <w:p>
-            <w:r>
-              <w:rPr>
-                <w:rFonts w:hint="eastAsia"/>
-              </w:rPr>
-              <w:t>-시험 공부하기</w:t>
+            <w:pPr>
+              <w:rPr>
+                <w:rFonts w:hint="eastAsia"/>
+              </w:rPr>
+            </w:pPr>
+            <w:r>
+              <w:rPr>
+                <w:rFonts w:hint="eastAsia"/>
+              </w:rPr>
+              <w:t>- 게임기획2: 기획서 작성</w:t>
             </w:r>
           </w:p>
         </w:tc>
@@ -525,16 +469,50 @@
                 <w:bCs/>
               </w:rPr>
             </w:pPr>
-            <w:proofErr w:type="spellStart"/>
             <w:r>
               <w:rPr>
                 <w:rFonts w:hint="eastAsia"/>
                 <w:b/>
                 <w:bCs/>
               </w:rPr>
+              <w:t>임수영</w:t>
+            </w:r>
+          </w:p>
+        </w:tc>
+        <w:tc>
+          <w:tcPr>
+            <w:tcW w:w="9214" w:type="dxa"/>
+          </w:tcPr>
+          <w:p>
+            <w:r>
+              <w:rPr>
+                <w:rFonts w:hint="eastAsia"/>
+              </w:rPr>
+              <w:t>-시험 공부하기</w:t>
+            </w:r>
+          </w:p>
+        </w:tc>
+      </w:tr>
+      <w:tr>
+        <w:tc>
+          <w:tcPr>
+            <w:tcW w:w="1271" w:type="dxa"/>
+          </w:tcPr>
+          <w:p>
+            <w:pPr>
+              <w:rPr>
+                <w:b/>
+                <w:bCs/>
+              </w:rPr>
+            </w:pPr>
+            <w:r>
+              <w:rPr>
+                <w:rFonts w:hint="eastAsia"/>
+                <w:b/>
+                <w:bCs/>
+              </w:rPr>
               <w:t>임채은</w:t>
             </w:r>
-            <w:proofErr w:type="spellEnd"/>
           </w:p>
         </w:tc>
         <w:tc>
@@ -584,7 +562,6 @@
                 <w:bCs/>
               </w:rPr>
             </w:pPr>
-            <w:proofErr w:type="spellStart"/>
             <w:r>
               <w:rPr>
                 <w:rFonts w:hint="eastAsia"/>
@@ -593,7 +570,6 @@
               </w:rPr>
               <w:t>윤이하나</w:t>
             </w:r>
-            <w:proofErr w:type="spellEnd"/>
           </w:p>
         </w:tc>
         <w:tc>
@@ -601,10 +577,25 @@
             <w:tcW w:w="9214" w:type="dxa"/>
           </w:tcPr>
           <w:p>
+            <w:r>
+              <w:rPr>
+                <w:rFonts w:hint="eastAsia"/>
+              </w:rPr>
+              <w:t>- 게임기획2 강의에서 리썰 컴퍼니와 유사한 기능을 따로 정리하라는 조언을 받아서, 관련 내용을 첨부하여 기획서를 작성하였다.</w:t>
+            </w:r>
+          </w:p>
+          <w:p>
             <w:pPr>
-              <w:pStyle w:val="a6"/>
-              <w:ind w:left="880"/>
+              <w:rPr>
+                <w:rFonts w:hint="eastAsia"/>
+              </w:rPr>
             </w:pPr>
+            <w:r>
+              <w:rPr>
+                <w:rFonts w:hint="eastAsia"/>
+              </w:rPr>
+              <w:t>- 추가적인 내용을 더 이상 담지는 못하였다.</w:t>
+            </w:r>
           </w:p>
         </w:tc>
       </w:tr>
@@ -635,30 +626,11 @@
             <w:tcW w:w="9214" w:type="dxa"/>
           </w:tcPr>
           <w:p>
-            <w:pPr>
-              <w:rPr>
-                <w:rFonts w:hint="eastAsia"/>
-              </w:rPr>
-            </w:pPr>
-            <w:r>
-              <w:rPr>
-                <w:rFonts w:hint="eastAsia"/>
-              </w:rPr>
-              <w:t xml:space="preserve">-시험기간이라 미팅이 </w:t>
-            </w:r>
-            <w:proofErr w:type="spellStart"/>
-            <w:r>
-              <w:rPr>
-                <w:rFonts w:hint="eastAsia"/>
-              </w:rPr>
-              <w:t>밀린만큼</w:t>
-            </w:r>
-            <w:proofErr w:type="spellEnd"/>
-            <w:r>
-              <w:rPr>
-                <w:rFonts w:hint="eastAsia"/>
-              </w:rPr>
-              <w:t xml:space="preserve"> 시험 공부를 좀 하다가 졸작을 할 생각이다.</w:t>
+            <w:r>
+              <w:rPr>
+                <w:rFonts w:hint="eastAsia"/>
+              </w:rPr>
+              <w:t>-시험기간이라 미팅이 밀린만큼 시험 공부를 좀 하다가 졸작을 할 생각이다.</w:t>
             </w:r>
           </w:p>
         </w:tc>
@@ -675,7 +647,6 @@
                 <w:bCs/>
               </w:rPr>
             </w:pPr>
-            <w:proofErr w:type="spellStart"/>
             <w:r>
               <w:rPr>
                 <w:rFonts w:hint="eastAsia"/>
@@ -684,7 +655,6 @@
               </w:rPr>
               <w:t>임채은</w:t>
             </w:r>
-            <w:proofErr w:type="spellEnd"/>
           </w:p>
         </w:tc>
         <w:tc>

--- a/작업일지/16주차.docx
+++ b/작업일지/16주차.docx
@@ -443,11 +443,6 @@
             <w:tcW w:w="9214" w:type="dxa"/>
           </w:tcPr>
           <w:p>
-            <w:pPr>
-              <w:rPr>
-                <w:rFonts w:hint="eastAsia"/>
-              </w:rPr>
-            </w:pPr>
             <w:r>
               <w:rPr>
                 <w:rFonts w:hint="eastAsia"/>
@@ -519,7 +514,14 @@
           <w:tcPr>
             <w:tcW w:w="9214" w:type="dxa"/>
           </w:tcPr>
-          <w:p/>
+          <w:p>
+            <w:r>
+              <w:rPr>
+                <w:rFonts w:hint="eastAsia"/>
+              </w:rPr>
+              <w:t>- 시험 기간</w:t>
+            </w:r>
+          </w:p>
         </w:tc>
       </w:tr>
     </w:tbl>
@@ -585,11 +587,6 @@
             </w:r>
           </w:p>
           <w:p>
-            <w:pPr>
-              <w:rPr>
-                <w:rFonts w:hint="eastAsia"/>
-              </w:rPr>
-            </w:pPr>
             <w:r>
               <w:rPr>
                 <w:rFonts w:hint="eastAsia"/>
@@ -661,7 +658,14 @@
           <w:tcPr>
             <w:tcW w:w="9214" w:type="dxa"/>
           </w:tcPr>
-          <w:p/>
+          <w:p>
+            <w:r>
+              <w:rPr>
+                <w:rFonts w:hint="eastAsia"/>
+              </w:rPr>
+              <w:t>- 시험 공부</w:t>
+            </w:r>
+          </w:p>
         </w:tc>
       </w:tr>
     </w:tbl>
